--- a/Перечни/01_Готовые/перечень КДЗ ПМ.02 С-21, С-22.docx
+++ b/Перечни/01_Готовые/перечень КДЗ ПМ.02 С-21, С-22.docx
@@ -1811,6 +1811,20 @@
     </w:p>
     <w:p>
       <w:pPr>
+        <w:spacing w:before="80" w:after="0"/>
+        <w:jc w:val="left"/>
+      </w:pPr>
+      <w:r>
+        <w:rPr>
+          <w:rFonts w:ascii="Times New Roman" w:hAnsi="Times New Roman"/>
+          <w:b/>
+          <w:sz w:val="24"/>
+        </w:rPr>
+        <w:t>1. МДК 02.01 Наладка приборов систем автоматики</w:t>
+      </w:r>
+    </w:p>
+    <w:p>
+      <w:pPr>
         <w:tabs>
           <w:tab w:pos="709" w:val="left"/>
         </w:tabs>
@@ -1844,7 +1858,7 @@
         </w:rPr>
         <w:t>2.</w:t>
         <w:tab/>
-        <w:t>Метрологическое обеспечение испытаний продукции для целей подтверждения соответствия.</w:t>
+        <w:t>Метрологическое обеспечение испытаний продукции для целей подтверждения соответствия (ГОСТ Р 51672–2000).</w:t>
       </w:r>
     </w:p>
     <w:p>
@@ -1863,7 +1877,7 @@
         </w:rPr>
         <w:t>3.</w:t>
         <w:tab/>
-        <w:t>Состав оборудования станков с программным управлением, применяемые приводы, преобразователи, датчики.</w:t>
+        <w:t>Классификация и конструктивные особенности станков с программным управлением.</w:t>
       </w:r>
     </w:p>
     <w:p>
@@ -1882,7 +1896,7 @@
         </w:rPr>
         <w:t>4.</w:t>
         <w:tab/>
-        <w:t>Виды программного управления станками, способы подготовки и ввода управляющей программы.</w:t>
+        <w:t>Состав оборудования станков с программным управлением: приводы, преобразователи, датчики.</w:t>
       </w:r>
     </w:p>
     <w:p>
@@ -1901,7 +1915,7 @@
         </w:rPr>
         <w:t>5.</w:t>
         <w:tab/>
-        <w:t>Классификация автоматических станочных систем различного назначения.</w:t>
+        <w:t>Основные понятия автоматического управления станками различного назначения.</w:t>
       </w:r>
     </w:p>
     <w:p>
@@ -1920,7 +1934,7 @@
         </w:rPr>
         <w:t>6.</w:t>
         <w:tab/>
-        <w:t>Диагностическое оборудование, приборы и инструменты для наладочных работ со следящей аппаратурой.</w:t>
+        <w:t>Виды программного управления станками.</w:t>
       </w:r>
     </w:p>
     <w:p>
@@ -1939,7 +1953,7 @@
         </w:rPr>
         <w:t>7.</w:t>
         <w:tab/>
-        <w:t>Структурная и принципиальная схема «интеллектуальных» датчиков, ультразвуковых установок.</w:t>
+        <w:t>Способы подготовки и ввода управляющей программы.</w:t>
       </w:r>
     </w:p>
     <w:p>
@@ -1958,7 +1972,7 @@
         </w:rPr>
         <w:t>8.</w:t>
         <w:tab/>
-        <w:t>Техническая документация приборов для измерения электрических величин, давления, расхода и уровня.</w:t>
+        <w:t>Состав и конфигурация оборудования, аппаратура управления автоматическими линиями.</w:t>
       </w:r>
     </w:p>
     <w:p>
@@ -1977,7 +1991,7 @@
         </w:rPr>
         <w:t>9.</w:t>
         <w:tab/>
-        <w:t>Техническая документация приборов измерения и контроля вибрации.</w:t>
+        <w:t>Классификация автоматических станочных систем; эксплуатационные характеристики.</w:t>
       </w:r>
     </w:p>
     <w:p>
@@ -1996,7 +2010,7 @@
         </w:rPr>
         <w:t>10.</w:t>
         <w:tab/>
-        <w:t>Техническая документация микропроцессорных систем автоматики.</w:t>
+        <w:t>Гибкие автоматизированные производства и промышленные роботы: основные понятия и технические характеристики.</w:t>
       </w:r>
     </w:p>
     <w:p>
@@ -2015,7 +2029,7 @@
         </w:rPr>
         <w:t>11.</w:t>
         <w:tab/>
-        <w:t>Организационная структура выполнения пусконаладочных работ и функции участников.</w:t>
+        <w:t>Промышленные роботы: технические характеристики, приводы, датчики.</w:t>
       </w:r>
     </w:p>
     <w:p>
@@ -2034,7 +2048,7 @@
         </w:rPr>
         <w:t>12.</w:t>
         <w:tab/>
-        <w:t>Поузловая приёмка и испытания конструктивных и технологических узлов.</w:t>
+        <w:t>Виды систем управления роботами; оборудование металлообрабатывающих комплексов.</w:t>
       </w:r>
     </w:p>
     <w:p>
@@ -2053,7 +2067,7 @@
         </w:rPr>
         <w:t>13.</w:t>
         <w:tab/>
-        <w:t>Индивидуальные испытания приборов измерения качества технологических жидкостей и материалов.</w:t>
+        <w:t>Диагностическое оборудование, приборы и инструменты для наладочных работ со следящей аппаратурой.</w:t>
       </w:r>
     </w:p>
     <w:p>
@@ -2072,7 +2086,7 @@
         </w:rPr>
         <w:t>14.</w:t>
         <w:tab/>
-        <w:t>Индивидуальные испытания системы автоматического пожаротушения и видеонаблюдения.</w:t>
+        <w:t>Устройство диагностической аппаратуры на базе микропроцессорной техники, программное обеспечение и интерфейсы.</w:t>
       </w:r>
     </w:p>
     <w:p>
@@ -2091,7 +2105,7 @@
         </w:rPr>
         <w:t>15.</w:t>
         <w:tab/>
-        <w:t>Индивидуальные испытания систем автоматического регулирования давления; источники бесперебойного питания.</w:t>
+        <w:t>Структурная и принципиальная схема электронных устройств, подавляющих радиопомехи.</w:t>
       </w:r>
     </w:p>
     <w:p>
@@ -2110,7 +2124,7 @@
         </w:rPr>
         <w:t>16.</w:t>
         <w:tab/>
-        <w:t>Диагностика параметров генераторов электрической энергии аварийного питания.</w:t>
+        <w:t>Структурная схема и принципы работы «интеллектуальных» датчиков и ультразвуковых установок.</w:t>
       </w:r>
     </w:p>
     <w:p>
@@ -2129,7 +2143,7 @@
         </w:rPr>
         <w:t>17.</w:t>
         <w:tab/>
-        <w:t>Наладка оборудования измерения и контроля температуры и уровня; пробные пуски.</w:t>
+        <w:t>Типовые формы протокола индивидуального испытания и акта поузловых испытаний электрооборудования.</w:t>
       </w:r>
     </w:p>
     <w:p>
@@ -2148,7 +2162,7 @@
         </w:rPr>
         <w:t>18.</w:t>
         <w:tab/>
-        <w:t>Основные понятия и определения: процессы, сигналы, исполнительные механизмы, датчики, каналы связи.</w:t>
+        <w:t>Типовые формы актов комплексной приёмочной комиссии о готовности оборудования пускового комплекса.</w:t>
       </w:r>
     </w:p>
     <w:p>
@@ -2167,7 +2181,7 @@
         </w:rPr>
         <w:t>19.</w:t>
         <w:tab/>
-        <w:t>Системы автоматического регулирования: принципы регулирования, устойчивость, характеристики.</w:t>
+        <w:t>Техническая документация приборов измерения электрических величин и давления.</w:t>
       </w:r>
     </w:p>
     <w:p>
@@ -2186,7 +2200,7 @@
         </w:rPr>
         <w:t>20.</w:t>
         <w:tab/>
-        <w:t>Логарифмические частотные характеристики; типовые элементарные звенья.</w:t>
+        <w:t>Техническая документация приборов измерения температуры и уровня.</w:t>
       </w:r>
     </w:p>
     <w:p>
@@ -2205,7 +2219,7 @@
         </w:rPr>
         <w:t>21.</w:t>
         <w:tab/>
-        <w:t>Техническое обеспечение систем автоматического регулирования; микропроцессорные системы.</w:t>
+        <w:t>Техническая документация приборов измерения количества жидкостей и газов, качества технологических жидкостей.</w:t>
       </w:r>
     </w:p>
     <w:p>
@@ -2224,7 +2238,7 @@
         </w:rPr>
         <w:t>22.</w:t>
         <w:tab/>
-        <w:t>Назначение САПР и ЕСКД в системе государственной стандартизации; виды документов.</w:t>
+        <w:t>Техническая документация приборов измерения и контроля вибрации и загазованности.</w:t>
       </w:r>
     </w:p>
     <w:p>
@@ -2243,7 +2257,7 @@
         </w:rPr>
         <w:t>23.</w:t>
         <w:tab/>
-        <w:t>Форматирование фигуры, текстовые элементы и связывание фигур в MS Visio.</w:t>
+        <w:t>Техническая документация системы автоматического пожаротушения, видеонаблюдения и телеконтроля.</w:t>
       </w:r>
     </w:p>
     <w:p>
@@ -2262,7 +2276,7 @@
         </w:rPr>
         <w:t>24.</w:t>
         <w:tab/>
-        <w:t>Создание организационных схем и диаграмм; разработка мнемосхемы в MS Visio.</w:t>
+        <w:t>Техническая документация блоков управления приводом задвижки и систем автоматического регулирования давления.</w:t>
       </w:r>
     </w:p>
     <w:p>
@@ -2281,7 +2295,7 @@
         </w:rPr>
         <w:t>25.</w:t>
         <w:tab/>
-        <w:t>Схемы визуального моделирования в MS Visio; назначение системы КОМПАС.</w:t>
+        <w:t>Техническая документация микропроцессорных систем автоматики.</w:t>
       </w:r>
     </w:p>
     <w:p>
@@ -2300,7 +2314,7 @@
         </w:rPr>
         <w:t>26.</w:t>
         <w:tab/>
-        <w:t>Типы линий, чертежные шрифты, инструментальная панель КОМПАС.</w:t>
+        <w:t>Принципиальные электрические схемы систем автоматики измерения, контроля и регулирования объекта.</w:t>
       </w:r>
     </w:p>
     <w:p>
@@ -2319,7 +2333,881 @@
         </w:rPr>
         <w:t>27.</w:t>
         <w:tab/>
-        <w:t>Построение сопряжений и нанесение размеров; создание 3D-модели в КОМПАС 3D.</w:t>
+        <w:t>Организационная структура выполнения пусконаладочных работ и функции участников.</w:t>
+      </w:r>
+    </w:p>
+    <w:p>
+      <w:pPr>
+        <w:tabs>
+          <w:tab w:pos="709" w:val="left"/>
+        </w:tabs>
+        <w:spacing w:before="0" w:after="0"/>
+        <w:ind w:left="709" w:hanging="709"/>
+        <w:jc w:val="both"/>
+      </w:pPr>
+      <w:r>
+        <w:rPr>
+          <w:rFonts w:ascii="Times New Roman" w:hAnsi="Times New Roman"/>
+          <w:sz w:val="24"/>
+        </w:rPr>
+        <w:t>28.</w:t>
+        <w:tab/>
+        <w:t>Подготовка и организация выполнения пусконаладочных работ; требования безопасности и пожарной безопасности.</w:t>
+      </w:r>
+    </w:p>
+    <w:p>
+      <w:pPr>
+        <w:tabs>
+          <w:tab w:pos="709" w:val="left"/>
+        </w:tabs>
+        <w:spacing w:before="0" w:after="0"/>
+        <w:ind w:left="709" w:hanging="709"/>
+        <w:jc w:val="both"/>
+      </w:pPr>
+      <w:r>
+        <w:rPr>
+          <w:rFonts w:ascii="Times New Roman" w:hAnsi="Times New Roman"/>
+          <w:sz w:val="24"/>
+        </w:rPr>
+        <w:t>29.</w:t>
+        <w:tab/>
+        <w:t>Поузловая приёмка и испытания конструктивных и технологических узлов.</w:t>
+      </w:r>
+    </w:p>
+    <w:p>
+      <w:pPr>
+        <w:tabs>
+          <w:tab w:pos="709" w:val="left"/>
+        </w:tabs>
+        <w:spacing w:before="0" w:after="0"/>
+        <w:ind w:left="709" w:hanging="709"/>
+        <w:jc w:val="both"/>
+      </w:pPr>
+      <w:r>
+        <w:rPr>
+          <w:rFonts w:ascii="Times New Roman" w:hAnsi="Times New Roman"/>
+          <w:sz w:val="24"/>
+        </w:rPr>
+        <w:t>30.</w:t>
+        <w:tab/>
+        <w:t>Индивидуальные испытания приборов измерения электрических величин, давления, температуры и уровня.</w:t>
+      </w:r>
+    </w:p>
+    <w:p>
+      <w:pPr>
+        <w:tabs>
+          <w:tab w:pos="709" w:val="left"/>
+        </w:tabs>
+        <w:spacing w:before="0" w:after="0"/>
+        <w:ind w:left="709" w:hanging="709"/>
+        <w:jc w:val="both"/>
+      </w:pPr>
+      <w:r>
+        <w:rPr>
+          <w:rFonts w:ascii="Times New Roman" w:hAnsi="Times New Roman"/>
+          <w:sz w:val="24"/>
+        </w:rPr>
+        <w:t>31.</w:t>
+        <w:tab/>
+        <w:t>Индивидуальные испытания приборов измерения количества жидкостей и газов, качества жидкостей, вибрации и загазованности.</w:t>
+      </w:r>
+    </w:p>
+    <w:p>
+      <w:pPr>
+        <w:tabs>
+          <w:tab w:pos="709" w:val="left"/>
+        </w:tabs>
+        <w:spacing w:before="0" w:after="0"/>
+        <w:ind w:left="709" w:hanging="709"/>
+        <w:jc w:val="both"/>
+      </w:pPr>
+      <w:r>
+        <w:rPr>
+          <w:rFonts w:ascii="Times New Roman" w:hAnsi="Times New Roman"/>
+          <w:sz w:val="24"/>
+        </w:rPr>
+        <w:t>32.</w:t>
+        <w:tab/>
+        <w:t>Индивидуальные испытания системы пожаротушения, видеонаблюдения и блоков управления электроприводом.</w:t>
+      </w:r>
+    </w:p>
+    <w:p>
+      <w:pPr>
+        <w:tabs>
+          <w:tab w:pos="709" w:val="left"/>
+        </w:tabs>
+        <w:spacing w:before="0" w:after="0"/>
+        <w:ind w:left="709" w:hanging="709"/>
+        <w:jc w:val="both"/>
+      </w:pPr>
+      <w:r>
+        <w:rPr>
+          <w:rFonts w:ascii="Times New Roman" w:hAnsi="Times New Roman"/>
+          <w:sz w:val="24"/>
+        </w:rPr>
+        <w:t>33.</w:t>
+        <w:tab/>
+        <w:t>Индивидуальные испытания блоков управления пневмо- и гидроприводом; систем автоматического регулирования давления.</w:t>
+      </w:r>
+    </w:p>
+    <w:p>
+      <w:pPr>
+        <w:tabs>
+          <w:tab w:pos="709" w:val="left"/>
+        </w:tabs>
+        <w:spacing w:before="0" w:after="0"/>
+        <w:ind w:left="709" w:hanging="709"/>
+        <w:jc w:val="both"/>
+      </w:pPr>
+      <w:r>
+        <w:rPr>
+          <w:rFonts w:ascii="Times New Roman" w:hAnsi="Times New Roman"/>
+          <w:sz w:val="24"/>
+        </w:rPr>
+        <w:t>34.</w:t>
+        <w:tab/>
+        <w:t>Источники бесперебойного питания и генераторы аварийного питания: параметры, диагностика, пусконаладочные работы.</w:t>
+      </w:r>
+    </w:p>
+    <w:p>
+      <w:pPr>
+        <w:tabs>
+          <w:tab w:pos="709" w:val="left"/>
+        </w:tabs>
+        <w:spacing w:before="0" w:after="0"/>
+        <w:ind w:left="709" w:hanging="709"/>
+        <w:jc w:val="both"/>
+      </w:pPr>
+      <w:r>
+        <w:rPr>
+          <w:rFonts w:ascii="Times New Roman" w:hAnsi="Times New Roman"/>
+          <w:sz w:val="24"/>
+        </w:rPr>
+        <w:t>35.</w:t>
+        <w:tab/>
+        <w:t>Наладка и пробные пуски оборудования измерения температуры, уровня и количества жидкостей и газов.</w:t>
+      </w:r>
+    </w:p>
+    <w:p>
+      <w:pPr>
+        <w:tabs>
+          <w:tab w:pos="709" w:val="left"/>
+        </w:tabs>
+        <w:spacing w:before="0" w:after="0"/>
+        <w:ind w:left="709" w:hanging="709"/>
+        <w:jc w:val="both"/>
+      </w:pPr>
+      <w:r>
+        <w:rPr>
+          <w:rFonts w:ascii="Times New Roman" w:hAnsi="Times New Roman"/>
+          <w:sz w:val="24"/>
+        </w:rPr>
+        <w:t>36.</w:t>
+        <w:tab/>
+        <w:t>Комплексное опробование оборудования пускового комплекса, гарантийные испытания и ввод в эксплуатацию.</w:t>
+      </w:r>
+    </w:p>
+    <w:p>
+      <w:pPr>
+        <w:spacing w:before="0" w:after="0"/>
+      </w:pPr>
+    </w:p>
+    <w:p>
+      <w:pPr>
+        <w:spacing w:before="80" w:after="0"/>
+        <w:jc w:val="left"/>
+      </w:pPr>
+      <w:r>
+        <w:rPr>
+          <w:rFonts w:ascii="Times New Roman" w:hAnsi="Times New Roman"/>
+          <w:b/>
+          <w:sz w:val="24"/>
+        </w:rPr>
+        <w:t>2. МДК 02.02 Пусконаладка систем автоматики</w:t>
+      </w:r>
+    </w:p>
+    <w:p>
+      <w:pPr>
+        <w:tabs>
+          <w:tab w:pos="709" w:val="left"/>
+        </w:tabs>
+        <w:spacing w:before="0" w:after="0"/>
+        <w:ind w:left="709" w:hanging="709"/>
+        <w:jc w:val="both"/>
+      </w:pPr>
+      <w:r>
+        <w:rPr>
+          <w:rFonts w:ascii="Times New Roman" w:hAnsi="Times New Roman"/>
+          <w:sz w:val="24"/>
+        </w:rPr>
+        <w:t>1.</w:t>
+        <w:tab/>
+        <w:t>Основные понятия и определения: процессы, управление, сигналы.</w:t>
+      </w:r>
+    </w:p>
+    <w:p>
+      <w:pPr>
+        <w:tabs>
+          <w:tab w:pos="709" w:val="left"/>
+        </w:tabs>
+        <w:spacing w:before="0" w:after="0"/>
+        <w:ind w:left="709" w:hanging="709"/>
+        <w:jc w:val="both"/>
+      </w:pPr>
+      <w:r>
+        <w:rPr>
+          <w:rFonts w:ascii="Times New Roman" w:hAnsi="Times New Roman"/>
+          <w:sz w:val="24"/>
+        </w:rPr>
+        <w:t>2.</w:t>
+        <w:tab/>
+        <w:t>Исполнительные механизмы, датчики и каналы связи.</w:t>
+      </w:r>
+    </w:p>
+    <w:p>
+      <w:pPr>
+        <w:tabs>
+          <w:tab w:pos="709" w:val="left"/>
+        </w:tabs>
+        <w:spacing w:before="0" w:after="0"/>
+        <w:ind w:left="709" w:hanging="709"/>
+        <w:jc w:val="both"/>
+      </w:pPr>
+      <w:r>
+        <w:rPr>
+          <w:rFonts w:ascii="Times New Roman" w:hAnsi="Times New Roman"/>
+          <w:sz w:val="24"/>
+        </w:rPr>
+        <w:t>3.</w:t>
+        <w:tab/>
+        <w:t>Типы автоматических систем; системы автоматического контроля и управления.</w:t>
+      </w:r>
+    </w:p>
+    <w:p>
+      <w:pPr>
+        <w:tabs>
+          <w:tab w:pos="709" w:val="left"/>
+        </w:tabs>
+        <w:spacing w:before="0" w:after="0"/>
+        <w:ind w:left="709" w:hanging="709"/>
+        <w:jc w:val="both"/>
+      </w:pPr>
+      <w:r>
+        <w:rPr>
+          <w:rFonts w:ascii="Times New Roman" w:hAnsi="Times New Roman"/>
+          <w:sz w:val="24"/>
+        </w:rPr>
+        <w:t>4.</w:t>
+        <w:tab/>
+        <w:t>Системы автоматического контроля: контролируемые параметры.</w:t>
+      </w:r>
+    </w:p>
+    <w:p>
+      <w:pPr>
+        <w:tabs>
+          <w:tab w:pos="709" w:val="left"/>
+        </w:tabs>
+        <w:spacing w:before="0" w:after="0"/>
+        <w:ind w:left="709" w:hanging="709"/>
+        <w:jc w:val="both"/>
+      </w:pPr>
+      <w:r>
+        <w:rPr>
+          <w:rFonts w:ascii="Times New Roman" w:hAnsi="Times New Roman"/>
+          <w:sz w:val="24"/>
+        </w:rPr>
+        <w:t>5.</w:t>
+        <w:tab/>
+        <w:t>Алгоритм системы автоматического контроля.</w:t>
+      </w:r>
+    </w:p>
+    <w:p>
+      <w:pPr>
+        <w:tabs>
+          <w:tab w:pos="709" w:val="left"/>
+        </w:tabs>
+        <w:spacing w:before="0" w:after="0"/>
+        <w:ind w:left="709" w:hanging="709"/>
+        <w:jc w:val="both"/>
+      </w:pPr>
+      <w:r>
+        <w:rPr>
+          <w:rFonts w:ascii="Times New Roman" w:hAnsi="Times New Roman"/>
+          <w:sz w:val="24"/>
+        </w:rPr>
+        <w:t>6.</w:t>
+        <w:tab/>
+        <w:t>Технические средства контроля параметров.</w:t>
+      </w:r>
+    </w:p>
+    <w:p>
+      <w:pPr>
+        <w:tabs>
+          <w:tab w:pos="709" w:val="left"/>
+        </w:tabs>
+        <w:spacing w:before="0" w:after="0"/>
+        <w:ind w:left="709" w:hanging="709"/>
+        <w:jc w:val="both"/>
+      </w:pPr>
+      <w:r>
+        <w:rPr>
+          <w:rFonts w:ascii="Times New Roman" w:hAnsi="Times New Roman"/>
+          <w:sz w:val="24"/>
+        </w:rPr>
+        <w:t>7.</w:t>
+        <w:tab/>
+        <w:t>Системы автоматического управления: алгоритм и технические средства управления.</w:t>
+      </w:r>
+    </w:p>
+    <w:p>
+      <w:pPr>
+        <w:tabs>
+          <w:tab w:pos="709" w:val="left"/>
+        </w:tabs>
+        <w:spacing w:before="0" w:after="0"/>
+        <w:ind w:left="709" w:hanging="709"/>
+        <w:jc w:val="both"/>
+      </w:pPr>
+      <w:r>
+        <w:rPr>
+          <w:rFonts w:ascii="Times New Roman" w:hAnsi="Times New Roman"/>
+          <w:sz w:val="24"/>
+        </w:rPr>
+        <w:t>8.</w:t>
+        <w:tab/>
+        <w:t>Системы автоматического регулирования: принципы регулирования.</w:t>
+      </w:r>
+    </w:p>
+    <w:p>
+      <w:pPr>
+        <w:tabs>
+          <w:tab w:pos="709" w:val="left"/>
+        </w:tabs>
+        <w:spacing w:before="0" w:after="0"/>
+        <w:ind w:left="709" w:hanging="709"/>
+        <w:jc w:val="both"/>
+      </w:pPr>
+      <w:r>
+        <w:rPr>
+          <w:rFonts w:ascii="Times New Roman" w:hAnsi="Times New Roman"/>
+          <w:sz w:val="24"/>
+        </w:rPr>
+        <w:t>9.</w:t>
+        <w:tab/>
+        <w:t>Устойчивость систем автоматического регулирования.</w:t>
+      </w:r>
+    </w:p>
+    <w:p>
+      <w:pPr>
+        <w:tabs>
+          <w:tab w:pos="709" w:val="left"/>
+        </w:tabs>
+        <w:spacing w:before="0" w:after="0"/>
+        <w:ind w:left="709" w:hanging="709"/>
+        <w:jc w:val="both"/>
+      </w:pPr>
+      <w:r>
+        <w:rPr>
+          <w:rFonts w:ascii="Times New Roman" w:hAnsi="Times New Roman"/>
+          <w:sz w:val="24"/>
+        </w:rPr>
+        <w:t>10.</w:t>
+        <w:tab/>
+        <w:t>Статические и динамические характеристики звеньев и систем.</w:t>
+      </w:r>
+    </w:p>
+    <w:p>
+      <w:pPr>
+        <w:tabs>
+          <w:tab w:pos="709" w:val="left"/>
+        </w:tabs>
+        <w:spacing w:before="0" w:after="0"/>
+        <w:ind w:left="709" w:hanging="709"/>
+        <w:jc w:val="both"/>
+      </w:pPr>
+      <w:r>
+        <w:rPr>
+          <w:rFonts w:ascii="Times New Roman" w:hAnsi="Times New Roman"/>
+          <w:sz w:val="24"/>
+        </w:rPr>
+        <w:t>11.</w:t>
+        <w:tab/>
+        <w:t>Частотные характеристики: АФЧХ, АЧХ, ФЧХ; годограф.</w:t>
+      </w:r>
+    </w:p>
+    <w:p>
+      <w:pPr>
+        <w:tabs>
+          <w:tab w:pos="709" w:val="left"/>
+        </w:tabs>
+        <w:spacing w:before="0" w:after="0"/>
+        <w:ind w:left="709" w:hanging="709"/>
+        <w:jc w:val="both"/>
+      </w:pPr>
+      <w:r>
+        <w:rPr>
+          <w:rFonts w:ascii="Times New Roman" w:hAnsi="Times New Roman"/>
+          <w:sz w:val="24"/>
+        </w:rPr>
+        <w:t>12.</w:t>
+        <w:tab/>
+        <w:t>Логарифмические частотные характеристики.</w:t>
+      </w:r>
+    </w:p>
+    <w:p>
+      <w:pPr>
+        <w:tabs>
+          <w:tab w:pos="709" w:val="left"/>
+        </w:tabs>
+        <w:spacing w:before="0" w:after="0"/>
+        <w:ind w:left="709" w:hanging="709"/>
+        <w:jc w:val="both"/>
+      </w:pPr>
+      <w:r>
+        <w:rPr>
+          <w:rFonts w:ascii="Times New Roman" w:hAnsi="Times New Roman"/>
+          <w:sz w:val="24"/>
+        </w:rPr>
+        <w:t>13.</w:t>
+        <w:tab/>
+        <w:t>Типовые элементарные звенья и их моделирование на ПЭВМ.</w:t>
+      </w:r>
+    </w:p>
+    <w:p>
+      <w:pPr>
+        <w:tabs>
+          <w:tab w:pos="709" w:val="left"/>
+        </w:tabs>
+        <w:spacing w:before="0" w:after="0"/>
+        <w:ind w:left="709" w:hanging="709"/>
+        <w:jc w:val="both"/>
+      </w:pPr>
+      <w:r>
+        <w:rPr>
+          <w:rFonts w:ascii="Times New Roman" w:hAnsi="Times New Roman"/>
+          <w:sz w:val="24"/>
+        </w:rPr>
+        <w:t>14.</w:t>
+        <w:tab/>
+        <w:t>Типовые законы регулирования; позиционное регулирование.</w:t>
+      </w:r>
+    </w:p>
+    <w:p>
+      <w:pPr>
+        <w:tabs>
+          <w:tab w:pos="709" w:val="left"/>
+        </w:tabs>
+        <w:spacing w:before="0" w:after="0"/>
+        <w:ind w:left="709" w:hanging="709"/>
+        <w:jc w:val="both"/>
+      </w:pPr>
+      <w:r>
+        <w:rPr>
+          <w:rFonts w:ascii="Times New Roman" w:hAnsi="Times New Roman"/>
+          <w:sz w:val="24"/>
+        </w:rPr>
+        <w:t>15.</w:t>
+        <w:tab/>
+        <w:t>Оптимальные системы автоматического регулирования.</w:t>
+      </w:r>
+    </w:p>
+    <w:p>
+      <w:pPr>
+        <w:tabs>
+          <w:tab w:pos="709" w:val="left"/>
+        </w:tabs>
+        <w:spacing w:before="0" w:after="0"/>
+        <w:ind w:left="709" w:hanging="709"/>
+        <w:jc w:val="both"/>
+      </w:pPr>
+      <w:r>
+        <w:rPr>
+          <w:rFonts w:ascii="Times New Roman" w:hAnsi="Times New Roman"/>
+          <w:sz w:val="24"/>
+        </w:rPr>
+        <w:t>16.</w:t>
+        <w:tab/>
+        <w:t>Самонастраивающиеся и адаптивные системы управления.</w:t>
+      </w:r>
+    </w:p>
+    <w:p>
+      <w:pPr>
+        <w:tabs>
+          <w:tab w:pos="709" w:val="left"/>
+        </w:tabs>
+        <w:spacing w:before="0" w:after="0"/>
+        <w:ind w:left="709" w:hanging="709"/>
+        <w:jc w:val="both"/>
+      </w:pPr>
+      <w:r>
+        <w:rPr>
+          <w:rFonts w:ascii="Times New Roman" w:hAnsi="Times New Roman"/>
+          <w:sz w:val="24"/>
+        </w:rPr>
+        <w:t>17.</w:t>
+        <w:tab/>
+        <w:t>Основные понятия случайных процессов; случайные величины.</w:t>
+      </w:r>
+    </w:p>
+    <w:p>
+      <w:pPr>
+        <w:tabs>
+          <w:tab w:pos="709" w:val="left"/>
+        </w:tabs>
+        <w:spacing w:before="0" w:after="0"/>
+        <w:ind w:left="709" w:hanging="709"/>
+        <w:jc w:val="both"/>
+      </w:pPr>
+      <w:r>
+        <w:rPr>
+          <w:rFonts w:ascii="Times New Roman" w:hAnsi="Times New Roman"/>
+          <w:sz w:val="24"/>
+        </w:rPr>
+        <w:t>18.</w:t>
+        <w:tab/>
+        <w:t>Вероятностные характеристики случайных величин и законы распределения.</w:t>
+      </w:r>
+    </w:p>
+    <w:p>
+      <w:pPr>
+        <w:tabs>
+          <w:tab w:pos="709" w:val="left"/>
+        </w:tabs>
+        <w:spacing w:before="0" w:after="0"/>
+        <w:ind w:left="709" w:hanging="709"/>
+        <w:jc w:val="both"/>
+      </w:pPr>
+      <w:r>
+        <w:rPr>
+          <w:rFonts w:ascii="Times New Roman" w:hAnsi="Times New Roman"/>
+          <w:sz w:val="24"/>
+        </w:rPr>
+        <w:t>19.</w:t>
+        <w:tab/>
+        <w:t>Исследование систем автоматического регулирования при случайных воздействиях.</w:t>
+      </w:r>
+    </w:p>
+    <w:p>
+      <w:pPr>
+        <w:tabs>
+          <w:tab w:pos="709" w:val="left"/>
+        </w:tabs>
+        <w:spacing w:before="0" w:after="0"/>
+        <w:ind w:left="709" w:hanging="709"/>
+        <w:jc w:val="both"/>
+      </w:pPr>
+      <w:r>
+        <w:rPr>
+          <w:rFonts w:ascii="Times New Roman" w:hAnsi="Times New Roman"/>
+          <w:sz w:val="24"/>
+        </w:rPr>
+        <w:t>20.</w:t>
+        <w:tab/>
+        <w:t>Техническое обеспечение систем автоматического регулирования.</w:t>
+      </w:r>
+    </w:p>
+    <w:p>
+      <w:pPr>
+        <w:tabs>
+          <w:tab w:pos="709" w:val="left"/>
+        </w:tabs>
+        <w:spacing w:before="0" w:after="0"/>
+        <w:ind w:left="709" w:hanging="709"/>
+        <w:jc w:val="both"/>
+      </w:pPr>
+      <w:r>
+        <w:rPr>
+          <w:rFonts w:ascii="Times New Roman" w:hAnsi="Times New Roman"/>
+          <w:sz w:val="24"/>
+        </w:rPr>
+        <w:t>21.</w:t>
+        <w:tab/>
+        <w:t>Микропроцессорные системы и устройства программного управления.</w:t>
+      </w:r>
+    </w:p>
+    <w:p>
+      <w:pPr>
+        <w:tabs>
+          <w:tab w:pos="709" w:val="left"/>
+        </w:tabs>
+        <w:spacing w:before="0" w:after="0"/>
+        <w:ind w:left="709" w:hanging="709"/>
+        <w:jc w:val="both"/>
+      </w:pPr>
+      <w:r>
+        <w:rPr>
+          <w:rFonts w:ascii="Times New Roman" w:hAnsi="Times New Roman"/>
+          <w:sz w:val="24"/>
+        </w:rPr>
+        <w:t>22.</w:t>
+        <w:tab/>
+        <w:t>Алгоритмы управления и программное обеспечение.</w:t>
+      </w:r>
+    </w:p>
+    <w:p>
+      <w:pPr>
+        <w:tabs>
+          <w:tab w:pos="709" w:val="left"/>
+        </w:tabs>
+        <w:spacing w:before="0" w:after="0"/>
+        <w:ind w:left="709" w:hanging="709"/>
+        <w:jc w:val="both"/>
+      </w:pPr>
+      <w:r>
+        <w:rPr>
+          <w:rFonts w:ascii="Times New Roman" w:hAnsi="Times New Roman"/>
+          <w:sz w:val="24"/>
+        </w:rPr>
+        <w:t>23.</w:t>
+        <w:tab/>
+        <w:t>Управляющие микроЭВМ для управления технологическими процессами и оборудованием.</w:t>
+      </w:r>
+    </w:p>
+    <w:p>
+      <w:pPr>
+        <w:tabs>
+          <w:tab w:pos="709" w:val="left"/>
+        </w:tabs>
+        <w:spacing w:before="0" w:after="0"/>
+        <w:ind w:left="709" w:hanging="709"/>
+        <w:jc w:val="both"/>
+      </w:pPr>
+      <w:r>
+        <w:rPr>
+          <w:rFonts w:ascii="Times New Roman" w:hAnsi="Times New Roman"/>
+          <w:sz w:val="24"/>
+        </w:rPr>
+        <w:t>24.</w:t>
+        <w:tab/>
+        <w:t>Промышленные микропроцессорные контроллеры (МПК).</w:t>
+      </w:r>
+    </w:p>
+    <w:p>
+      <w:pPr>
+        <w:tabs>
+          <w:tab w:pos="709" w:val="left"/>
+        </w:tabs>
+        <w:spacing w:before="0" w:after="0"/>
+        <w:ind w:left="709" w:hanging="709"/>
+        <w:jc w:val="both"/>
+      </w:pPr>
+      <w:r>
+        <w:rPr>
+          <w:rFonts w:ascii="Times New Roman" w:hAnsi="Times New Roman"/>
+          <w:sz w:val="24"/>
+        </w:rPr>
+        <w:t>25.</w:t>
+        <w:tab/>
+        <w:t>Структурно-алгоритмическая организация систем управления.</w:t>
+      </w:r>
+    </w:p>
+    <w:p>
+      <w:pPr>
+        <w:tabs>
+          <w:tab w:pos="709" w:val="left"/>
+        </w:tabs>
+        <w:spacing w:before="0" w:after="0"/>
+        <w:ind w:left="709" w:hanging="709"/>
+        <w:jc w:val="both"/>
+      </w:pPr>
+      <w:r>
+        <w:rPr>
+          <w:rFonts w:ascii="Times New Roman" w:hAnsi="Times New Roman"/>
+          <w:sz w:val="24"/>
+        </w:rPr>
+        <w:t>26.</w:t>
+        <w:tab/>
+        <w:t>Назначение САПР и ЕСКД в системе государственной стандартизации.</w:t>
+      </w:r>
+    </w:p>
+    <w:p>
+      <w:pPr>
+        <w:tabs>
+          <w:tab w:pos="709" w:val="left"/>
+        </w:tabs>
+        <w:spacing w:before="0" w:after="0"/>
+        <w:ind w:left="709" w:hanging="709"/>
+        <w:jc w:val="both"/>
+      </w:pPr>
+      <w:r>
+        <w:rPr>
+          <w:rFonts w:ascii="Times New Roman" w:hAnsi="Times New Roman"/>
+          <w:sz w:val="24"/>
+        </w:rPr>
+        <w:t>27.</w:t>
+        <w:tab/>
+        <w:t>Виды прикладных программ для графических работ; назначение MS Visio.</w:t>
+      </w:r>
+    </w:p>
+    <w:p>
+      <w:pPr>
+        <w:tabs>
+          <w:tab w:pos="709" w:val="left"/>
+        </w:tabs>
+        <w:spacing w:before="0" w:after="0"/>
+        <w:ind w:left="709" w:hanging="709"/>
+        <w:jc w:val="both"/>
+      </w:pPr>
+      <w:r>
+        <w:rPr>
+          <w:rFonts w:ascii="Times New Roman" w:hAnsi="Times New Roman"/>
+          <w:sz w:val="24"/>
+        </w:rPr>
+        <w:t>28.</w:t>
+        <w:tab/>
+        <w:t>Интерфейс пакета MS Visio и анатомия фигуры.</w:t>
+      </w:r>
+    </w:p>
+    <w:p>
+      <w:pPr>
+        <w:tabs>
+          <w:tab w:pos="709" w:val="left"/>
+        </w:tabs>
+        <w:spacing w:before="0" w:after="0"/>
+        <w:ind w:left="709" w:hanging="709"/>
+        <w:jc w:val="both"/>
+      </w:pPr>
+      <w:r>
+        <w:rPr>
+          <w:rFonts w:ascii="Times New Roman" w:hAnsi="Times New Roman"/>
+          <w:sz w:val="24"/>
+        </w:rPr>
+        <w:t>29.</w:t>
+        <w:tab/>
+        <w:t>Форматирование фигуры и текстовые элементы рисунка в MS Visio.</w:t>
+      </w:r>
+    </w:p>
+    <w:p>
+      <w:pPr>
+        <w:tabs>
+          <w:tab w:pos="709" w:val="left"/>
+        </w:tabs>
+        <w:spacing w:before="0" w:after="0"/>
+        <w:ind w:left="709" w:hanging="709"/>
+        <w:jc w:val="both"/>
+      </w:pPr>
+      <w:r>
+        <w:rPr>
+          <w:rFonts w:ascii="Times New Roman" w:hAnsi="Times New Roman"/>
+          <w:sz w:val="24"/>
+        </w:rPr>
+        <w:t>30.</w:t>
+        <w:tab/>
+        <w:t>Связывание фигур, слои и порядок следования фигур в MS Visio.</w:t>
+      </w:r>
+    </w:p>
+    <w:p>
+      <w:pPr>
+        <w:tabs>
+          <w:tab w:pos="709" w:val="left"/>
+        </w:tabs>
+        <w:spacing w:before="0" w:after="0"/>
+        <w:ind w:left="709" w:hanging="709"/>
+        <w:jc w:val="both"/>
+      </w:pPr>
+      <w:r>
+        <w:rPr>
+          <w:rFonts w:ascii="Times New Roman" w:hAnsi="Times New Roman"/>
+          <w:sz w:val="24"/>
+        </w:rPr>
+        <w:t>31.</w:t>
+        <w:tab/>
+        <w:t>Создание организационных схем, диаграмм и схем алгоритмов в MS Visio.</w:t>
+      </w:r>
+    </w:p>
+    <w:p>
+      <w:pPr>
+        <w:tabs>
+          <w:tab w:pos="709" w:val="left"/>
+        </w:tabs>
+        <w:spacing w:before="0" w:after="0"/>
+        <w:ind w:left="709" w:hanging="709"/>
+        <w:jc w:val="both"/>
+      </w:pPr>
+      <w:r>
+        <w:rPr>
+          <w:rFonts w:ascii="Times New Roman" w:hAnsi="Times New Roman"/>
+          <w:sz w:val="24"/>
+        </w:rPr>
+        <w:t>32.</w:t>
+        <w:tab/>
+        <w:t>Разработка мнемосхемы предметной области в Microsoft Visio.</w:t>
+      </w:r>
+    </w:p>
+    <w:p>
+      <w:pPr>
+        <w:tabs>
+          <w:tab w:pos="709" w:val="left"/>
+        </w:tabs>
+        <w:spacing w:before="0" w:after="0"/>
+        <w:ind w:left="709" w:hanging="709"/>
+        <w:jc w:val="both"/>
+      </w:pPr>
+      <w:r>
+        <w:rPr>
+          <w:rFonts w:ascii="Times New Roman" w:hAnsi="Times New Roman"/>
+          <w:sz w:val="24"/>
+        </w:rPr>
+        <w:t>33.</w:t>
+        <w:tab/>
+        <w:t>Схемы визуального моделирования; назначение и типы документов КОМПАС.</w:t>
+      </w:r>
+    </w:p>
+    <w:p>
+      <w:pPr>
+        <w:tabs>
+          <w:tab w:pos="709" w:val="left"/>
+        </w:tabs>
+        <w:spacing w:before="0" w:after="0"/>
+        <w:ind w:left="709" w:hanging="709"/>
+        <w:jc w:val="both"/>
+      </w:pPr>
+      <w:r>
+        <w:rPr>
+          <w:rFonts w:ascii="Times New Roman" w:hAnsi="Times New Roman"/>
+          <w:sz w:val="24"/>
+        </w:rPr>
+        <w:t>34.</w:t>
+        <w:tab/>
+        <w:t>Интерфейс КОМПАС и создание файлов; типы линий и чертёжные шрифты.</w:t>
+      </w:r>
+    </w:p>
+    <w:p>
+      <w:pPr>
+        <w:tabs>
+          <w:tab w:pos="709" w:val="left"/>
+        </w:tabs>
+        <w:spacing w:before="0" w:after="0"/>
+        <w:ind w:left="709" w:hanging="709"/>
+        <w:jc w:val="both"/>
+      </w:pPr>
+      <w:r>
+        <w:rPr>
+          <w:rFonts w:ascii="Times New Roman" w:hAnsi="Times New Roman"/>
+          <w:sz w:val="24"/>
+        </w:rPr>
+        <w:t>35.</w:t>
+        <w:tab/>
+        <w:t>Инструментальная панель КОМПАС: отрезок, ломаная, окружность, штриховка, размеры, текст.</w:t>
+      </w:r>
+    </w:p>
+    <w:p>
+      <w:pPr>
+        <w:tabs>
+          <w:tab w:pos="709" w:val="left"/>
+        </w:tabs>
+        <w:spacing w:before="0" w:after="0"/>
+        <w:ind w:left="709" w:hanging="709"/>
+        <w:jc w:val="both"/>
+      </w:pPr>
+      <w:r>
+        <w:rPr>
+          <w:rFonts w:ascii="Times New Roman" w:hAnsi="Times New Roman"/>
+          <w:sz w:val="24"/>
+        </w:rPr>
+        <w:t>36.</w:t>
+        <w:tab/>
+        <w:t>Построение сопряжений; создание 3D-моделей выдавливанием и вращением; лист чертежа и угловой штамп.</w:t>
       </w:r>
     </w:p>
     <w:p>
